--- a/templates/W3-62-19B.docx
+++ b/templates/W3-62-19B.docx
@@ -106,7 +106,7 @@
           <w:bCs/>
           <w:szCs w:val="24"/>
         </w:rPr>
-        <w:t xml:space="preserve">□初檢    □複檢</w:t>
+        <w:t xml:space="preserve">{{FIRSTCK}}初檢    {{RECK}}複檢</w:t>
       </w:r>
     </w:p>
     <w:tbl>

--- a/templates/W3-62-19B.docx
+++ b/templates/W3-62-19B.docx
@@ -181,7 +181,7 @@
           <w:p>
             <w:pPr>
               <w:spacing w:beforeLines="10" w:before="36" w:afterLines="10" w:after="36" w:line="240" w:lineRule="exact"/>
-              <w:jc w:val="distribute"/>
+              <w:jc w:val="left"/>
               <w:rPr>
                 <w:rFonts w:ascii="標楷體" w:eastAsia="標楷體" w:hAnsi="標楷體" w:hint="eastAsia"/>
                 <w:sz w:val="22"/>
@@ -248,7 +248,7 @@
           <w:p>
             <w:pPr>
               <w:spacing w:line="400" w:lineRule="exact"/>
-              <w:jc w:val="distribute"/>
+              <w:jc w:val="left"/>
               <w:rPr>
                 <w:rFonts w:ascii="標楷體" w:eastAsia="標楷體" w:hAnsi="標楷體" w:hint="eastAsia"/>
                 <w:sz w:val="22"/>
@@ -300,7 +300,7 @@
           <w:p>
             <w:pPr>
               <w:spacing w:beforeLines="10" w:before="36" w:afterLines="10" w:after="36" w:line="240" w:lineRule="exact"/>
-              <w:jc w:val="distribute"/>
+              <w:jc w:val="left"/>
               <w:rPr>
                 <w:rFonts w:ascii="標楷體" w:eastAsia="標楷體" w:hAnsi="標楷體" w:hint="eastAsia"/>
                 <w:sz w:val="22"/>

--- a/templates/W3-62-19B.docx
+++ b/templates/W3-62-19B.docx
@@ -5797,7 +5797,7 @@
               <w:rPr>
                 <w:rFonts w:ascii="標楷體" w:eastAsia="標楷體" w:hAnsi="標楷體" w:hint="eastAsia"/>
               </w:rPr>
-              <w:t>□ 1.檢查結果 □合格 □不合格 □限制合格 □未備妥 □程序不符。</w:t>
+              <w:t>■ 1.檢查結果 □合格 □不合格 □限制合格 □未備妥 □程序不符。</w:t>
             </w:r>
           </w:p>
           <w:p>

--- a/templates/W3-62-19B.docx
+++ b/templates/W3-62-19B.docx
@@ -51,7 +51,7 @@
                 <w:sz w:val="28"/>
                 <w:szCs w:val="28"/>
               </w:rPr>
-              <w:t>({{ORG}})</w:t>
+              <w:t>{{ORG}}</w:t>
             </w:r>
             <w:r>
               <w:rPr>
